--- a/docs/강사피드백_회신_260908.docx
+++ b/docs/강사피드백_회신_260908.docx
@@ -4219,7 +4219,7 @@
           <w:b w:val="0"/>
           <w:sz w:val="20"/>
         </w:rPr>
-        <w:t>덧붙이면, 영상물 자료에도 같은 성격의 한계가 있습니다. 성인물이 43.3%를 차지하는데 성인물은 내용정보와 상관없이 거의 전부 청소년관람불가입니다. 실제로 이 치우침 때문에 1차 분석 결론이 한 번 뒤집혔습니다. 게임 쪽만 적어두면 영상물 쪽 문제를 놓치게 되므로 양쪽 모두 한계로 기술했습니다.</w:t>
+        <w:t>덧붙이면, 영상물 자료에도 같은 성격의 한계가 있습니다. 성인물이 37.0%를 차지하는데 성인물은 내용정보와 상관없이 거의 전부 청소년관람불가입니다. 실제로 이 치우침 때문에 1차 분석 결론이 한 번 뒤집혔습니다. 게임 쪽만 적어두면 영상물 쪽 문제를 놓치게 되므로 양쪽 모두 한계로 기술했습니다.</w:t>
       </w:r>
     </w:p>
     <w:p>
